--- a/🧠 SMART STUDY.docx
+++ b/🧠 SMART STUDY.docx
@@ -24,7 +24,98 @@
           <w:sz w:val="48"/>
           <w:szCs w:val="48"/>
         </w:rPr>
-        <w:t>SMART STUDY – MODERN EDUCATION PLATFO</w:t>
+        <w:t>SMART STUDY – MODERN EDUCATION PLATFORM</w:t>
+      </w:r>
+    </w:p>
+    <w:p>
+      <w:pPr>
+        <w:spacing w:before="100" w:beforeAutospacing="1" w:after="100" w:afterAutospacing="1" w:line="240" w:lineRule="auto"/>
+        <w:outlineLvl w:val="1"/>
+        <w:rPr>
+          <w:rFonts w:ascii="Times New Roman" w:eastAsia="Times New Roman" w:hAnsi="Times New Roman" w:cs="Times New Roman"/>
+          <w:b/>
+          <w:bCs/>
+          <w:sz w:val="36"/>
+          <w:szCs w:val="36"/>
+        </w:rPr>
+      </w:pPr>
+      <w:r>
+        <w:rPr>
+          <w:rFonts w:ascii="Segoe UI Symbol" w:eastAsia="Times New Roman" w:hAnsi="Segoe UI Symbol" w:cs="Segoe UI Symbol"/>
+          <w:b/>
+          <w:bCs/>
+          <w:sz w:val="36"/>
+          <w:szCs w:val="36"/>
+        </w:rPr>
+        <w:t>🎯</w:t>
+      </w:r>
+      <w:r>
+        <w:rPr>
+          <w:rFonts w:ascii="Times New Roman" w:eastAsia="Times New Roman" w:hAnsi="Times New Roman" w:cs="Times New Roman"/>
+          <w:b/>
+          <w:bCs/>
+          <w:sz w:val="36"/>
+          <w:szCs w:val="36"/>
+        </w:rPr>
+        <w:t xml:space="preserve"> Mission:</w:t>
+      </w:r>
+    </w:p>
+    <w:p>
+      <w:pPr>
+        <w:spacing w:before="100" w:beforeAutospacing="1" w:after="100" w:afterAutospacing="1" w:line="240" w:lineRule="auto"/>
+        <w:rPr>
+          <w:rFonts w:ascii="Times New Roman" w:eastAsia="Times New Roman" w:hAnsi="Times New Roman" w:cs="Times New Roman"/>
+          <w:sz w:val="24"/>
+          <w:szCs w:val="24"/>
+        </w:rPr>
+      </w:pPr>
+      <w:r>
+        <w:rPr>
+          <w:rFonts w:ascii="Times New Roman" w:eastAsia="Times New Roman" w:hAnsi="Times New Roman" w:cs="Times New Roman"/>
+          <w:sz w:val="24"/>
+          <w:szCs w:val="24"/>
+        </w:rPr>
+        <w:t xml:space="preserve">To deliver </w:t>
+      </w:r>
+      <w:r>
+        <w:rPr>
+          <w:rFonts w:ascii="Times New Roman" w:eastAsia="Times New Roman" w:hAnsi="Times New Roman" w:cs="Times New Roman"/>
+          <w:b/>
+          <w:bCs/>
+          <w:sz w:val="24"/>
+          <w:szCs w:val="24"/>
+        </w:rPr>
+        <w:t>affordable, premium-quality education</w:t>
+      </w:r>
+      <w:r>
+        <w:rPr>
+          <w:rFonts w:ascii="Times New Roman" w:eastAsia="Times New Roman" w:hAnsi="Times New Roman" w:cs="Times New Roman"/>
+          <w:sz w:val="24"/>
+          <w:szCs w:val="24"/>
+        </w:rPr>
+        <w:t xml:space="preserve"> to every student across India—whether in a city or a village—at just </w:t>
+      </w:r>
+      <w:proofErr w:type="spellStart"/>
+      <w:r>
+        <w:rPr>
+          <w:rFonts w:ascii="Times New Roman" w:eastAsia="Times New Roman" w:hAnsi="Times New Roman" w:cs="Times New Roman"/>
+          <w:b/>
+          <w:bCs/>
+          <w:sz w:val="24"/>
+          <w:szCs w:val="24"/>
+        </w:rPr>
+        <w:t>Rs</w:t>
+      </w:r>
+      <w:proofErr w:type="spellEnd"/>
+      <w:r>
+        <w:rPr>
+          <w:rFonts w:ascii="Times New Roman" w:eastAsia="Times New Roman" w:hAnsi="Times New Roman" w:cs="Times New Roman"/>
+          <w:b/>
+          <w:bCs/>
+          <w:sz w:val="24"/>
+          <w:szCs w:val="24"/>
+        </w:rPr>
+        <w:t>. 1299/ye</w:t>
       </w:r>
       <w:bookmarkStart w:id="0" w:name="_GoBack"/>
       <w:bookmarkEnd w:id="0"/>
@@ -33,102 +124,10 @@
           <w:rFonts w:ascii="Times New Roman" w:eastAsia="Times New Roman" w:hAnsi="Times New Roman" w:cs="Times New Roman"/>
           <w:b/>
           <w:bCs/>
-          <w:kern w:val="36"/>
-          <w:sz w:val="48"/>
-          <w:szCs w:val="48"/>
-        </w:rPr>
-        <w:t>RM</w:t>
-      </w:r>
-    </w:p>
-    <w:p>
-      <w:pPr>
-        <w:spacing w:before="100" w:beforeAutospacing="1" w:after="100" w:afterAutospacing="1" w:line="240" w:lineRule="auto"/>
-        <w:outlineLvl w:val="1"/>
-        <w:rPr>
-          <w:rFonts w:ascii="Times New Roman" w:eastAsia="Times New Roman" w:hAnsi="Times New Roman" w:cs="Times New Roman"/>
-          <w:b/>
-          <w:bCs/>
-          <w:sz w:val="36"/>
-          <w:szCs w:val="36"/>
-        </w:rPr>
-      </w:pPr>
-      <w:r>
-        <w:rPr>
-          <w:rFonts w:ascii="Segoe UI Symbol" w:eastAsia="Times New Roman" w:hAnsi="Segoe UI Symbol" w:cs="Segoe UI Symbol"/>
-          <w:b/>
-          <w:bCs/>
-          <w:sz w:val="36"/>
-          <w:szCs w:val="36"/>
-        </w:rPr>
-        <w:t>🎯</w:t>
-      </w:r>
-      <w:r>
-        <w:rPr>
-          <w:rFonts w:ascii="Times New Roman" w:eastAsia="Times New Roman" w:hAnsi="Times New Roman" w:cs="Times New Roman"/>
-          <w:b/>
-          <w:bCs/>
-          <w:sz w:val="36"/>
-          <w:szCs w:val="36"/>
-        </w:rPr>
-        <w:t xml:space="preserve"> Mission:</w:t>
-      </w:r>
-    </w:p>
-    <w:p>
-      <w:pPr>
-        <w:spacing w:before="100" w:beforeAutospacing="1" w:after="100" w:afterAutospacing="1" w:line="240" w:lineRule="auto"/>
-        <w:rPr>
-          <w:rFonts w:ascii="Times New Roman" w:eastAsia="Times New Roman" w:hAnsi="Times New Roman" w:cs="Times New Roman"/>
-          <w:sz w:val="24"/>
-          <w:szCs w:val="24"/>
-        </w:rPr>
-      </w:pPr>
-      <w:r>
-        <w:rPr>
-          <w:rFonts w:ascii="Times New Roman" w:eastAsia="Times New Roman" w:hAnsi="Times New Roman" w:cs="Times New Roman"/>
-          <w:sz w:val="24"/>
-          <w:szCs w:val="24"/>
-        </w:rPr>
-        <w:t xml:space="preserve">To deliver </w:t>
-      </w:r>
-      <w:r>
-        <w:rPr>
-          <w:rFonts w:ascii="Times New Roman" w:eastAsia="Times New Roman" w:hAnsi="Times New Roman" w:cs="Times New Roman"/>
-          <w:b/>
-          <w:bCs/>
-          <w:sz w:val="24"/>
-          <w:szCs w:val="24"/>
-        </w:rPr>
-        <w:t>affordable, premium-quality education</w:t>
-      </w:r>
-      <w:r>
-        <w:rPr>
-          <w:rFonts w:ascii="Times New Roman" w:eastAsia="Times New Roman" w:hAnsi="Times New Roman" w:cs="Times New Roman"/>
-          <w:sz w:val="24"/>
-          <w:szCs w:val="24"/>
-        </w:rPr>
-        <w:t xml:space="preserve"> to every student across India—whether in a city or a village—at just </w:t>
-      </w:r>
-      <w:proofErr w:type="spellStart"/>
-      <w:r>
-        <w:rPr>
-          <w:rFonts w:ascii="Times New Roman" w:eastAsia="Times New Roman" w:hAnsi="Times New Roman" w:cs="Times New Roman"/>
-          <w:b/>
-          <w:bCs/>
-          <w:sz w:val="24"/>
-          <w:szCs w:val="24"/>
-        </w:rPr>
-        <w:t>Rs</w:t>
-      </w:r>
-      <w:proofErr w:type="spellEnd"/>
-      <w:r>
-        <w:rPr>
-          <w:rFonts w:ascii="Times New Roman" w:eastAsia="Times New Roman" w:hAnsi="Times New Roman" w:cs="Times New Roman"/>
-          <w:b/>
-          <w:bCs/>
-          <w:sz w:val="24"/>
-          <w:szCs w:val="24"/>
-        </w:rPr>
-        <w:t>. 1299/year</w:t>
+          <w:sz w:val="24"/>
+          <w:szCs w:val="24"/>
+        </w:rPr>
+        <w:t>ar</w:t>
       </w:r>
       <w:r>
         <w:rPr>
@@ -283,7 +282,25 @@
           <w:sz w:val="24"/>
           <w:szCs w:val="24"/>
         </w:rPr>
-        <w:t xml:space="preserve"> or simple Django Templates for the frontend. The goal is </w:t>
+        <w:t xml:space="preserve"> or simple </w:t>
+      </w:r>
+      <w:proofErr w:type="spellStart"/>
+      <w:r>
+        <w:rPr>
+          <w:rFonts w:ascii="Times New Roman" w:eastAsia="Times New Roman" w:hAnsi="Times New Roman" w:cs="Times New Roman"/>
+          <w:sz w:val="24"/>
+          <w:szCs w:val="24"/>
+        </w:rPr>
+        <w:t>Django</w:t>
+      </w:r>
+      <w:proofErr w:type="spellEnd"/>
+      <w:r>
+        <w:rPr>
+          <w:rFonts w:ascii="Times New Roman" w:eastAsia="Times New Roman" w:hAnsi="Times New Roman" w:cs="Times New Roman"/>
+          <w:sz w:val="24"/>
+          <w:szCs w:val="24"/>
+        </w:rPr>
+        <w:t xml:space="preserve"> Templates for the frontend. The goal is </w:t>
       </w:r>
       <w:r>
         <w:rPr>
@@ -1371,7 +1388,27 @@
           <w:sz w:val="27"/>
           <w:szCs w:val="27"/>
         </w:rPr>
-        <w:t>1. Core Module</w:t>
+        <w:t xml:space="preserve">1. </w:t>
+      </w:r>
+      <w:r>
+        <w:rPr>
+          <w:rFonts w:ascii="Times New Roman" w:eastAsia="Times New Roman" w:hAnsi="Times New Roman" w:cs="Times New Roman"/>
+          <w:b/>
+          <w:bCs/>
+          <w:sz w:val="27"/>
+          <w:szCs w:val="27"/>
+        </w:rPr>
+        <w:t xml:space="preserve">Home </w:t>
+      </w:r>
+      <w:r>
+        <w:rPr>
+          <w:rFonts w:ascii="Times New Roman" w:eastAsia="Times New Roman" w:hAnsi="Times New Roman" w:cs="Times New Roman"/>
+          <w:b/>
+          <w:bCs/>
+          <w:sz w:val="27"/>
+          <w:szCs w:val="27"/>
+        </w:rPr>
+        <w:t>Module</w:t>
       </w:r>
     </w:p>
     <w:p>
@@ -2877,7 +2914,27 @@
           <w:sz w:val="24"/>
           <w:szCs w:val="24"/>
         </w:rPr>
-        <w:t>Mobile App (React Native)</w:t>
+        <w:t>Mobile App (</w:t>
+      </w:r>
+      <w:r>
+        <w:rPr>
+          <w:rFonts w:ascii="Times New Roman" w:eastAsia="Times New Roman" w:hAnsi="Times New Roman" w:cs="Times New Roman"/>
+          <w:b/>
+          <w:bCs/>
+          <w:sz w:val="24"/>
+          <w:szCs w:val="24"/>
+        </w:rPr>
+        <w:t>Next JS</w:t>
+      </w:r>
+      <w:r>
+        <w:rPr>
+          <w:rFonts w:ascii="Times New Roman" w:eastAsia="Times New Roman" w:hAnsi="Times New Roman" w:cs="Times New Roman"/>
+          <w:b/>
+          <w:bCs/>
+          <w:sz w:val="24"/>
+          <w:szCs w:val="24"/>
+        </w:rPr>
+        <w:t xml:space="preserve"> Native)</w:t>
       </w:r>
       <w:r>
         <w:rPr>
@@ -3377,13 +3434,23 @@
                 <w:szCs w:val="24"/>
               </w:rPr>
             </w:pPr>
-            <w:r>
-              <w:rPr>
-                <w:rFonts w:ascii="Times New Roman" w:eastAsia="Times New Roman" w:hAnsi="Times New Roman" w:cs="Times New Roman"/>
-                <w:sz w:val="24"/>
-                <w:szCs w:val="24"/>
-              </w:rPr>
-              <w:t xml:space="preserve">Django Templates / </w:t>
+            <w:proofErr w:type="spellStart"/>
+            <w:r>
+              <w:rPr>
+                <w:rFonts w:ascii="Times New Roman" w:eastAsia="Times New Roman" w:hAnsi="Times New Roman" w:cs="Times New Roman"/>
+                <w:sz w:val="24"/>
+                <w:szCs w:val="24"/>
+              </w:rPr>
+              <w:t>Django</w:t>
+            </w:r>
+            <w:proofErr w:type="spellEnd"/>
+            <w:r>
+              <w:rPr>
+                <w:rFonts w:ascii="Times New Roman" w:eastAsia="Times New Roman" w:hAnsi="Times New Roman" w:cs="Times New Roman"/>
+                <w:sz w:val="24"/>
+                <w:szCs w:val="24"/>
+              </w:rPr>
+              <w:t xml:space="preserve"> Templates / </w:t>
             </w:r>
             <w:proofErr w:type="spellStart"/>
             <w:r>
